--- a/word_reports/LP_0138_위치_717_Elvis Presley_Elvis Gold .docx
+++ b/word_reports/LP_0138_위치_717_Elvis Presley_Elvis Gold .docx
@@ -4,7 +4,7 @@
   <w:body>
     <w:p>
       <w:pPr>
-        <w:spacing w:after="280"/>
+        <w:spacing w:after="80"/>
       </w:pPr>
       <w:r>
         <w:rPr w:rFonts="맑은 고딕">
@@ -13,94 +13,47 @@
           <w:color w:val="1E3A8A"/>
           <w:sz w:val="30"/>
         </w:rPr>
-        <w:t>[717] Elvis Presley - Elvis Gold 30  (더블)</w:t>
+        <w:t>Elvis Presley (엘비스 프레슬리) - Elvis Gold 30  (더블)</w:t>
       </w:r>
     </w:p>
     <w:p>
       <w:pPr>
-        <w:spacing w:after="320"/>
+        <w:spacing w:after="240"/>
       </w:pPr>
       <w:r>
         <w:rPr w:rFonts="맑은 고딕">
           <w:rFonts w:ascii="맑은 고딕" w:hAnsi="맑은 고딕" w:eastAsia="맑은 고딕"/>
           <w:b/>
-          <w:sz w:val="20"/>
+          <w:color w:val="4B5563"/>
+          <w:sz w:val="22"/>
         </w:rPr>
-        <w:t>■ 위치 : 717</w:t>
-        <w:br/>
-      </w:r>
-      <w:r>
-        <w:rPr w:rFonts="맑은 고딕">
-          <w:rFonts w:ascii="맑은 고딕" w:hAnsi="맑은 고딕" w:eastAsia="맑은 고딕"/>
-          <w:b/>
-          <w:sz w:val="20"/>
-        </w:rPr>
-        <w:t>■ 아티스트 : Elvis Presley</w:t>
-        <w:br/>
-      </w:r>
-      <w:r>
-        <w:rPr w:rFonts="맑은 고딕">
-          <w:rFonts w:ascii="맑은 고딕" w:hAnsi="맑은 고딕" w:eastAsia="맑은 고딕"/>
-          <w:b/>
-          <w:sz w:val="20"/>
-        </w:rPr>
-        <w:t>■ 앨범명 : Elvis Gold 30  (더블)</w:t>
-        <w:br/>
-      </w:r>
-      <w:r>
-        <w:rPr w:rFonts="맑은 고딕">
-          <w:rFonts w:ascii="맑은 고딕" w:hAnsi="맑은 고딕" w:eastAsia="맑은 고딕"/>
-          <w:b w:val="0"/>
-          <w:sz w:val="20"/>
-        </w:rPr>
-        <w:t>■ 음반 레이블 : RCA Victor</w:t>
-        <w:br/>
-      </w:r>
-      <w:r>
-        <w:rPr w:rFonts="맑은 고딕">
-          <w:rFonts w:ascii="맑은 고딕" w:hAnsi="맑은 고딕" w:eastAsia="맑은 고딕"/>
-          <w:b w:val="0"/>
-          <w:sz w:val="20"/>
-        </w:rPr>
-        <w:t>■ 발매년도 : 1978</w:t>
-        <w:br/>
-      </w:r>
-      <w:r>
-        <w:rPr w:rFonts="맑은 고딕">
-          <w:rFonts w:ascii="맑은 고딕" w:hAnsi="맑은 고딕" w:eastAsia="맑은 고딕"/>
-          <w:b w:val="0"/>
-          <w:sz w:val="20"/>
-        </w:rPr>
-        <w:t>■ 장르 : 록엔롤 (Rock and Roll), 팝 (Pop), 로커빌리 (Rockabilly)</w:t>
-        <w:br/>
-      </w:r>
-      <w:r>
-        <w:rPr w:rFonts="맑은 고딕">
-          <w:rFonts w:ascii="맑은 고딕" w:hAnsi="맑은 고딕" w:eastAsia="맑은 고딕"/>
-          <w:b w:val="0"/>
-          <w:sz w:val="20"/>
-        </w:rPr>
-        <w:t>■ 주요 수록곡 : 1. Heartbreak Hotel</w:t>
-        <w:br/>
+        <w:t>위치 :  717</w:t>
       </w:r>
     </w:p>
     <w:p>
       <w:pPr>
-        <w:spacing w:after="160"/>
+        <w:spacing w:line="324" w:lineRule="auto" w:before="80" w:after="160"/>
       </w:pPr>
       <w:r>
         <w:rPr w:rFonts="맑은 고딕">
           <w:rFonts w:ascii="맑은 고딕" w:hAnsi="맑은 고딕" w:eastAsia="맑은 고딕"/>
           <w:b/>
           <w:color w:val="1F2937"/>
-          <w:sz w:val="24"/>
+          <w:sz w:val="22"/>
         </w:rPr>
-        <w:t>■ 음반 해설 및 감상 가이드</w:t>
+        <w:t xml:space="preserve">[음반 소개] </w:t>
+      </w:r>
+      <w:r>
+        <w:rPr w:rFonts="맑은 고딕">
+          <w:rFonts w:ascii="맑은 고딕" w:hAnsi="맑은 고딕" w:eastAsia="맑은 고딕"/>
+          <w:b w:val="0"/>
+          <w:sz w:val="21"/>
+        </w:rPr>
       </w:r>
     </w:p>
     <w:p>
       <w:pPr>
-        <w:spacing w:line="312" w:lineRule="auto" w:after="120"/>
+        <w:spacing w:line="324" w:lineRule="auto" w:after="120"/>
       </w:pPr>
       <w:r>
         <w:rPr w:rFonts="맑은 고딕">
@@ -108,51 +61,516 @@
           <w:b w:val="0"/>
           <w:sz w:val="21"/>
         </w:rPr>
-        <w:t>'록엔롤의 제왕(The King of Rock and Roll)' 엘비스 프레슬리(Elvis Presley)의 거대한 음악적 유산을 두 장의 LP에 집대성한 《Elvis Gold 30》은 그의 음악 인생을 관통하는 가장 빛나는 순간들을 한 자리에 모은 명작 베스트 음반입니다. 1977년 그가 세상을 떠난 직후, 그의 불멸의 업적을 기리고 아날로그 사운드의 정수를 전하기 위해 기획된 이 더블 앨범은 1950년대 대중음악의 지형을 바꾼 초기 로커빌리 시절부터 1970년대 라스베이거스 무대를 압도하던 전성기 시절까지의 대표작 30곡을 엄선하여 담아냈습니다.</w:t>
+        <w:t>20세기 대중음악의 지형을 송두리째 뒤흔들었던 ‘로큰롤의 제왕’ 엘비스 프레슬리의 찬란한 음악 여정을 집대성한 불멸의 더블 LP 컴필레이션입니다. 젊음의 거친 맥박을 고스란히 담아낸 초기 로커빌리 사운드부터 원숙한 영혼의 깊이가 묻어나는 후기 발라드까지, 그가 남긴 황금빛 궤적 서른 편이 두 장의 바이닐 위에 유려하게 펼쳐집니다. 시대를 초월하여 울려 퍼지는 그의 목소리는 단순한 유행가를 넘어 한 세대의 심장을 울렸던 거룩한 음악적 기념비로 다가옵니다. 바늘이 소리골을 스치는 순간, 낭만과 열정이 숨 쉬던 20세기 중반의 찬란한 순간들이 아날로그의 온기를 머금고 되살아납니다.</w:t>
       </w:r>
     </w:p>
     <w:p>
       <w:pPr>
-        <w:spacing w:line="312" w:lineRule="auto" w:after="120"/>
+        <w:spacing w:line="324" w:lineRule="auto" w:before="200" w:after="80"/>
       </w:pPr>
+      <w:r>
+        <w:rPr w:rFonts="맑은 고딕">
+          <w:rFonts w:ascii="맑은 고딕" w:hAnsi="맑은 고딕" w:eastAsia="맑은 고딕"/>
+          <w:b/>
+          <w:color w:val="1E3A8A"/>
+          <w:sz w:val="24"/>
+        </w:rPr>
+        <w:t>1. 음반 데이터</w:t>
+      </w:r>
+    </w:p>
+    <w:p>
+      <w:pPr>
+        <w:spacing w:line="324" w:lineRule="auto" w:after="80"/>
+      </w:pPr>
+      <w:r>
+        <w:rPr w:rFonts="맑은 고딕">
+          <w:rFonts w:ascii="맑은 고딕" w:hAnsi="맑은 고딕" w:eastAsia="맑은 고딕"/>
+          <w:b w:val="0"/>
+          <w:color w:val="6B7280"/>
+          <w:sz w:val="21"/>
+        </w:rPr>
+        <w:t xml:space="preserve">· </w:t>
+      </w:r>
+      <w:r>
+        <w:rPr w:rFonts="맑은 고딕">
+          <w:rFonts w:ascii="맑은 고딕" w:hAnsi="맑은 고딕" w:eastAsia="맑은 고딕"/>
+          <w:b/>
+          <w:color w:val="1F2937"/>
+          <w:sz w:val="21"/>
+        </w:rPr>
+        <w:t xml:space="preserve">앨범명: </w:t>
+      </w:r>
       <w:r>
         <w:rPr w:rFonts="맑은 고딕">
           <w:rFonts w:ascii="맑은 고딕" w:hAnsi="맑은 고딕" w:eastAsia="맑은 고딕"/>
           <w:b w:val="0"/>
           <w:sz w:val="21"/>
         </w:rPr>
-        <w:t>이 음반은 엘비스 프레슬리라는 위대한 아티스트의 보컬 스타일과 음악적 진화를 청각적으로 완벽하게 체감하게 해줍니다. 청소년기 대중을 사로잡았던 'Heartbreak Hotel'이나 'Hound Dog', 'Jailhouse Rock'에서는 원초적이고 반항적인 에너지와 폭발적인 가창력이 돋보이며, 'Love Me Tender'와 'Can't Help Falling In Love' 같은 팝 발라드 트랙에서는 감미롭고 깊이 있는 중저음 바리톤 보컬의 진수를 보여줍니다. 또한 후기 명곡인 'Suspicious Minds'에서는 웅장한 오케스트레이션과 소울풀한 가창이 어우러져 한층 성숙해진 거장의 풍모를 느낄 수 있습니다.</w:t>
+        <w:t>Elvis Gold 30  (더블)</w:t>
       </w:r>
     </w:p>
     <w:p>
       <w:pPr>
-        <w:spacing w:line="312" w:lineRule="auto" w:after="120"/>
+        <w:spacing w:line="324" w:lineRule="auto" w:after="80"/>
       </w:pPr>
+      <w:r>
+        <w:rPr w:rFonts="맑은 고딕">
+          <w:rFonts w:ascii="맑은 고딕" w:hAnsi="맑은 고딕" w:eastAsia="맑은 고딕"/>
+          <w:b w:val="0"/>
+          <w:color w:val="6B7280"/>
+          <w:sz w:val="21"/>
+        </w:rPr>
+        <w:t xml:space="preserve">· </w:t>
+      </w:r>
+      <w:r>
+        <w:rPr w:rFonts="맑은 고딕">
+          <w:rFonts w:ascii="맑은 고딕" w:hAnsi="맑은 고딕" w:eastAsia="맑은 고딕"/>
+          <w:b/>
+          <w:color w:val="1F2937"/>
+          <w:sz w:val="21"/>
+        </w:rPr>
+        <w:t xml:space="preserve">아티스트: </w:t>
+      </w:r>
       <w:r>
         <w:rPr w:rFonts="맑은 고딕">
           <w:rFonts w:ascii="맑은 고딕" w:hAnsi="맑은 고딕" w:eastAsia="맑은 고딕"/>
           <w:b w:val="0"/>
           <w:sz w:val="21"/>
         </w:rPr>
-        <w:t>더블 LP라는 매체적 특성은 이 음반의 가치를 한층 더 높여줍니다. 총 4개의 면(Side)으로 나누어진 트랙리스트는 마치 한 편의 입체적인 음악 자서전을 읽어 내려가는 듯한 완벽한 서사적 흐름을 제공합니다. 아날로그 바이닐 특유의 따뜻하고 풍부한 질감은 엘비스 특유의 떨리는 바이브레이션과 숨소리, 그리고 당시 RCA 스튜디오의 공간감을 생생하게 살려내어 디지털 음원에서는 느낄 수 없는 깊은 감동과 향수를 선사합니다.</w:t>
+        <w:t>Elvis Presley (엘비스 프레슬리)</w:t>
       </w:r>
     </w:p>
     <w:p>
       <w:pPr>
-        <w:spacing w:line="312" w:lineRule="auto" w:after="120"/>
+        <w:spacing w:line="324" w:lineRule="auto" w:after="80"/>
       </w:pPr>
+      <w:r>
+        <w:rPr w:rFonts="맑은 고딕">
+          <w:rFonts w:ascii="맑은 고딕" w:hAnsi="맑은 고딕" w:eastAsia="맑은 고딕"/>
+          <w:b w:val="0"/>
+          <w:color w:val="6B7280"/>
+          <w:sz w:val="21"/>
+        </w:rPr>
+        <w:t xml:space="preserve">· </w:t>
+      </w:r>
+      <w:r>
+        <w:rPr w:rFonts="맑은 고딕">
+          <w:rFonts w:ascii="맑은 고딕" w:hAnsi="맑은 고딕" w:eastAsia="맑은 고딕"/>
+          <w:b/>
+          <w:color w:val="1F2937"/>
+          <w:sz w:val="21"/>
+        </w:rPr>
+        <w:t xml:space="preserve">발매 정보: </w:t>
+      </w:r>
       <w:r>
         <w:rPr w:rFonts="맑은 고딕">
           <w:rFonts w:ascii="맑은 고딕" w:hAnsi="맑은 고딕" w:eastAsia="맑은 고딕"/>
           <w:b w:val="0"/>
           <w:sz w:val="21"/>
         </w:rPr>
-        <w:t>《Elvis Gold 30》은 단순한 히트곡 모음집을 넘어 20세기 대중음악사의 가장 위대한 분기점을 기록한 역사적 사료이자, LP 컬렉터라면 반드시 소장해야 할 마스터피스입니다. 시대와 세대를 초월하여 울려 퍼지는 그의 목소리는 왜 그가 영원한 '제왕'으로 불리는지를 이 음반을 통해 입증하고 있습니다.</w:t>
+        <w:t>엘비스 프레슬리의 전성기를 수놓았던 역사적 히트곡들을 정선하여 RCA 레코드 등을 통해 인터내셔널 기획반으로 발매된 2LP 박스/게이트폴드 형태의 기념비적 베스트 앨범입니다.</w:t>
+      </w:r>
+    </w:p>
+    <w:p>
+      <w:pPr>
+        <w:spacing w:line="324" w:lineRule="auto" w:after="80"/>
+      </w:pPr>
+      <w:r>
+        <w:rPr w:rFonts="맑은 고딕">
+          <w:rFonts w:ascii="맑은 고딕" w:hAnsi="맑은 고딕" w:eastAsia="맑은 고딕"/>
+          <w:b w:val="0"/>
+          <w:color w:val="6B7280"/>
+          <w:sz w:val="21"/>
+        </w:rPr>
+        <w:t xml:space="preserve">· </w:t>
+      </w:r>
+      <w:r>
+        <w:rPr w:rFonts="맑은 고딕">
+          <w:rFonts w:ascii="맑은 고딕" w:hAnsi="맑은 고딕" w:eastAsia="맑은 고딕"/>
+          <w:b/>
+          <w:color w:val="1F2937"/>
+          <w:sz w:val="21"/>
+        </w:rPr>
+        <w:t xml:space="preserve">LP 인기도(판매량): </w:t>
+      </w:r>
+      <w:r>
+        <w:rPr w:rFonts="맑은 고딕">
+          <w:rFonts w:ascii="맑은 고딕" w:hAnsi="맑은 고딕" w:eastAsia="맑은 고딕"/>
+          <w:b w:val="0"/>
+          <w:sz w:val="21"/>
+        </w:rPr>
+        <w:t>발매 직후 세계 각국의 애호가들과 컬렉터들 사이에서 폭발적인 반응을 얻었으며, 엘비스의 음악적 정수를 집약한 음반으로서 오랫동안 스테디셀러의 자리를 굳건히 지켜냈습니다.</w:t>
+      </w:r>
+    </w:p>
+    <w:p>
+      <w:pPr>
+        <w:spacing w:line="324" w:lineRule="auto" w:after="80"/>
+      </w:pPr>
+      <w:r>
+        <w:rPr w:rFonts="맑은 고딕">
+          <w:rFonts w:ascii="맑은 고딕" w:hAnsi="맑은 고딕" w:eastAsia="맑은 고딕"/>
+          <w:b w:val="0"/>
+          <w:color w:val="6B7280"/>
+          <w:sz w:val="21"/>
+        </w:rPr>
+        <w:t xml:space="preserve">· </w:t>
+      </w:r>
+      <w:r>
+        <w:rPr w:rFonts="맑은 고딕">
+          <w:rFonts w:ascii="맑은 고딕" w:hAnsi="맑은 고딕" w:eastAsia="맑은 고딕"/>
+          <w:b/>
+          <w:color w:val="1F2937"/>
+          <w:sz w:val="21"/>
+        </w:rPr>
+        <w:t xml:space="preserve">각종 수상경력: </w:t>
+      </w:r>
+      <w:r>
+        <w:rPr w:rFonts="맑은 고딕">
+          <w:rFonts w:ascii="맑은 고딕" w:hAnsi="맑은 고딕" w:eastAsia="맑은 고딕"/>
+          <w:b w:val="0"/>
+          <w:sz w:val="21"/>
+        </w:rPr>
+        <w:t>그래미 평생 공로상(Grammy Lifetime Achievement Award) 및 로큰롤 명예의 전당, 컨트리 음악 명예의 전당, 가스펠 명예의 전당에 모두 헌액된 불멸의 업적을 집약적으로 증명하는 권위 있는 컬렉션입니다.</w:t>
+      </w:r>
+    </w:p>
+    <w:p>
+      <w:pPr>
+        <w:spacing w:line="324" w:lineRule="auto" w:before="200" w:after="80"/>
+      </w:pPr>
+      <w:r>
+        <w:rPr w:rFonts="맑은 고딕">
+          <w:rFonts w:ascii="맑은 고딕" w:hAnsi="맑은 고딕" w:eastAsia="맑은 고딕"/>
+          <w:b/>
+          <w:color w:val="1E3A8A"/>
+          <w:sz w:val="24"/>
+        </w:rPr>
+        <w:t>2. 아티스트 정보</w:t>
+      </w:r>
+    </w:p>
+    <w:p>
+      <w:pPr>
+        <w:spacing w:line="324" w:lineRule="auto" w:after="80"/>
+      </w:pPr>
+      <w:r>
+        <w:rPr w:rFonts="맑은 고딕">
+          <w:rFonts w:ascii="맑은 고딕" w:hAnsi="맑은 고딕" w:eastAsia="맑은 고딕"/>
+          <w:b w:val="0"/>
+          <w:color w:val="6B7280"/>
+          <w:sz w:val="21"/>
+        </w:rPr>
+        <w:t xml:space="preserve">· </w:t>
+      </w:r>
+      <w:r>
+        <w:rPr w:rFonts="맑은 고딕">
+          <w:rFonts w:ascii="맑은 고딕" w:hAnsi="맑은 고딕" w:eastAsia="맑은 고딕"/>
+          <w:b/>
+          <w:color w:val="1F2937"/>
+          <w:sz w:val="21"/>
+        </w:rPr>
+        <w:t xml:space="preserve">국적: </w:t>
+      </w:r>
+      <w:r>
+        <w:rPr w:rFonts="맑은 고딕">
+          <w:rFonts w:ascii="맑은 고딕" w:hAnsi="맑은 고딕" w:eastAsia="맑은 고딕"/>
+          <w:b w:val="0"/>
+          <w:sz w:val="21"/>
+        </w:rPr>
+        <w:t>미국 (USA)</w:t>
+      </w:r>
+    </w:p>
+    <w:p>
+      <w:pPr>
+        <w:spacing w:line="324" w:lineRule="auto" w:after="80"/>
+      </w:pPr>
+      <w:r>
+        <w:rPr w:rFonts="맑은 고딕">
+          <w:rFonts w:ascii="맑은 고딕" w:hAnsi="맑은 고딕" w:eastAsia="맑은 고딕"/>
+          <w:b w:val="0"/>
+          <w:color w:val="6B7280"/>
+          <w:sz w:val="21"/>
+        </w:rPr>
+        <w:t xml:space="preserve">· </w:t>
+      </w:r>
+      <w:r>
+        <w:rPr w:rFonts="맑은 고딕">
+          <w:rFonts w:ascii="맑은 고딕" w:hAnsi="맑은 고딕" w:eastAsia="맑은 고딕"/>
+          <w:b/>
+          <w:color w:val="1F2937"/>
+          <w:sz w:val="21"/>
+        </w:rPr>
+        <w:t xml:space="preserve">생몰년도: </w:t>
+      </w:r>
+      <w:r>
+        <w:rPr w:rFonts="맑은 고딕">
+          <w:rFonts w:ascii="맑은 고딕" w:hAnsi="맑은 고딕" w:eastAsia="맑은 고딕"/>
+          <w:b w:val="0"/>
+          <w:sz w:val="21"/>
+        </w:rPr>
+        <w:t>1935년 1월 8일 ~ 1977년 8월 16일</w:t>
+      </w:r>
+    </w:p>
+    <w:p>
+      <w:pPr>
+        <w:spacing w:line="324" w:lineRule="auto" w:after="80"/>
+      </w:pPr>
+      <w:r>
+        <w:rPr w:rFonts="맑은 고딕">
+          <w:rFonts w:ascii="맑은 고딕" w:hAnsi="맑은 고딕" w:eastAsia="맑은 고딕"/>
+          <w:b w:val="0"/>
+          <w:color w:val="6B7280"/>
+          <w:sz w:val="21"/>
+        </w:rPr>
+        <w:t xml:space="preserve">· </w:t>
+      </w:r>
+      <w:r>
+        <w:rPr w:rFonts="맑은 고딕">
+          <w:rFonts w:ascii="맑은 고딕" w:hAnsi="맑은 고딕" w:eastAsia="맑은 고딕"/>
+          <w:b/>
+          <w:color w:val="1F2937"/>
+          <w:sz w:val="21"/>
+        </w:rPr>
+        <w:t xml:space="preserve">그룹 소속: </w:t>
+      </w:r>
+      <w:r>
+        <w:rPr w:rFonts="맑은 고딕">
+          <w:rFonts w:ascii="맑은 고딕" w:hAnsi="맑은 고딕" w:eastAsia="맑은 고딕"/>
+          <w:b w:val="0"/>
+          <w:sz w:val="21"/>
+        </w:rPr>
+        <w:t>솔로</w:t>
+      </w:r>
+    </w:p>
+    <w:p>
+      <w:pPr>
+        <w:spacing w:line="324" w:lineRule="auto" w:after="80"/>
+      </w:pPr>
+      <w:r>
+        <w:rPr w:rFonts="맑은 고딕">
+          <w:rFonts w:ascii="맑은 고딕" w:hAnsi="맑은 고딕" w:eastAsia="맑은 고딕"/>
+          <w:b w:val="0"/>
+          <w:color w:val="6B7280"/>
+          <w:sz w:val="21"/>
+        </w:rPr>
+        <w:t xml:space="preserve">· </w:t>
+      </w:r>
+      <w:r>
+        <w:rPr w:rFonts="맑은 고딕">
+          <w:rFonts w:ascii="맑은 고딕" w:hAnsi="맑은 고딕" w:eastAsia="맑은 고딕"/>
+          <w:b/>
+          <w:color w:val="1F2937"/>
+          <w:sz w:val="21"/>
+        </w:rPr>
+        <w:t xml:space="preserve">아티스트 소개: </w:t>
+      </w:r>
+      <w:r>
+        <w:rPr w:rFonts="맑은 고딕">
+          <w:rFonts w:ascii="맑은 고딕" w:hAnsi="맑은 고딕" w:eastAsia="맑은 고딕"/>
+          <w:b w:val="0"/>
+          <w:sz w:val="21"/>
+        </w:rPr>
+        <w:t>흑인의 감각적인 리듬 앤 블루스와 백인의 소박한 컨트리 음악을 독창적으로 융합하며 ‘로큰롤’이라는 새로운 문화적 폭풍을 일으킨 20세기 대중문화의 가장 위대한 아이콘입니다. 타의 추종을 불허하는 카리스마와 관능적이면서도 따뜻한 바리톤 음색으로 현대 팝 음악의 문법과 미학을 정립한 영원한 ‘황제(The King)’입니다.</w:t>
+      </w:r>
+    </w:p>
+    <w:p>
+      <w:pPr>
+        <w:spacing w:line="324" w:lineRule="auto" w:before="200" w:after="80"/>
+      </w:pPr>
+      <w:r>
+        <w:rPr w:rFonts="맑은 고딕">
+          <w:rFonts w:ascii="맑은 고딕" w:hAnsi="맑은 고딕" w:eastAsia="맑은 고딕"/>
+          <w:b/>
+          <w:color w:val="1E3A8A"/>
+          <w:sz w:val="24"/>
+        </w:rPr>
+        <w:t>3. 음반 상세 분석</w:t>
+      </w:r>
+    </w:p>
+    <w:p>
+      <w:pPr>
+        <w:spacing w:line="324" w:lineRule="auto" w:after="80"/>
+      </w:pPr>
+      <w:r>
+        <w:rPr w:rFonts="맑은 고딕">
+          <w:rFonts w:ascii="맑은 고딕" w:hAnsi="맑은 고딕" w:eastAsia="맑은 고딕"/>
+          <w:b w:val="0"/>
+          <w:color w:val="6B7280"/>
+          <w:sz w:val="21"/>
+        </w:rPr>
+        <w:t xml:space="preserve">· </w:t>
+      </w:r>
+      <w:r>
+        <w:rPr w:rFonts="맑은 고딕">
+          <w:rFonts w:ascii="맑은 고딕" w:hAnsi="맑은 고딕" w:eastAsia="맑은 고딕"/>
+          <w:b/>
+          <w:color w:val="1F2937"/>
+          <w:sz w:val="21"/>
+        </w:rPr>
+        <w:t xml:space="preserve">역사적 위치: </w:t>
+      </w:r>
+      <w:r>
+        <w:rPr w:rFonts="맑은 고딕">
+          <w:rFonts w:ascii="맑은 고딕" w:hAnsi="맑은 고딕" w:eastAsia="맑은 고딕"/>
+          <w:b w:val="0"/>
+          <w:sz w:val="21"/>
+        </w:rPr>
+        <w:t>엘비스 프레슬리의 방대한 디스코그래피 중에서도 대중성과 음악적 완성도가 정점에 달했던 서른 곡을 엄선한 이 앨범은, 팝 음악이 단순한 오락에서 예술적 유산으로 승화되는 과정을 명징하게 증언하는 중요한 아카이브입니다.</w:t>
+      </w:r>
+    </w:p>
+    <w:p>
+      <w:pPr>
+        <w:spacing w:line="324" w:lineRule="auto" w:after="80"/>
+      </w:pPr>
+      <w:r>
+        <w:rPr w:rFonts="맑은 고딕">
+          <w:rFonts w:ascii="맑은 고딕" w:hAnsi="맑은 고딕" w:eastAsia="맑은 고딕"/>
+          <w:b w:val="0"/>
+          <w:color w:val="6B7280"/>
+          <w:sz w:val="21"/>
+        </w:rPr>
+        <w:t xml:space="preserve">· </w:t>
+      </w:r>
+      <w:r>
+        <w:rPr w:rFonts="맑은 고딕">
+          <w:rFonts w:ascii="맑은 고딕" w:hAnsi="맑은 고딕" w:eastAsia="맑은 고딕"/>
+          <w:b/>
+          <w:color w:val="1F2937"/>
+          <w:sz w:val="21"/>
+        </w:rPr>
+        <w:t xml:space="preserve">시대의 흔적(스토리텔링): </w:t>
+      </w:r>
+      <w:r>
+        <w:rPr w:rFonts="맑은 고딕">
+          <w:rFonts w:ascii="맑은 고딕" w:hAnsi="맑은 고딕" w:eastAsia="맑은 고딕"/>
+          <w:b w:val="0"/>
+          <w:sz w:val="21"/>
+        </w:rPr>
+        <w:t>제2차 세계대전 이후 번영과 불안이 공존하던 1950년대 청춘들의 해방구이자, 1960~70년대 라스베이거스의 화려한 조명 뒤에 드리워진 인간적 고독까지, 턴테이블 위를 회전하는 음악 속에는 거장이 통과해 온 격동의 현대사와 시대의 공기가 짙게 배어 있습니다.</w:t>
+      </w:r>
+    </w:p>
+    <w:p>
+      <w:pPr>
+        <w:spacing w:line="324" w:lineRule="auto" w:before="200" w:after="80"/>
+      </w:pPr>
+      <w:r>
+        <w:rPr w:rFonts="맑은 고딕">
+          <w:rFonts w:ascii="맑은 고딕" w:hAnsi="맑은 고딕" w:eastAsia="맑은 고딕"/>
+          <w:b/>
+          <w:color w:val="1E3A8A"/>
+          <w:sz w:val="24"/>
+        </w:rPr>
+        <w:t>4. 주요 수록곡 및 감상 제언</w:t>
+      </w:r>
+    </w:p>
+    <w:p>
+      <w:pPr>
+        <w:spacing w:line="324" w:lineRule="auto" w:after="80"/>
+      </w:pPr>
+      <w:r>
+        <w:rPr w:rFonts="맑은 고딕">
+          <w:rFonts w:ascii="맑은 고딕" w:hAnsi="맑은 고딕" w:eastAsia="맑은 고딕"/>
+          <w:b w:val="0"/>
+          <w:color w:val="6B7280"/>
+          <w:sz w:val="21"/>
+        </w:rPr>
+        <w:t xml:space="preserve">· </w:t>
+      </w:r>
+      <w:r>
+        <w:rPr w:rFonts="맑은 고딕">
+          <w:rFonts w:ascii="맑은 고딕" w:hAnsi="맑은 고딕" w:eastAsia="맑은 고딕"/>
+          <w:b/>
+          <w:color w:val="1F2937"/>
+          <w:sz w:val="21"/>
+        </w:rPr>
+        <w:t xml:space="preserve">주요 수록곡 특징: </w:t>
+      </w:r>
+      <w:r>
+        <w:rPr w:rFonts="맑은 고딕">
+          <w:rFonts w:ascii="맑은 고딕" w:hAnsi="맑은 고딕" w:eastAsia="맑은 고딕"/>
+          <w:b w:val="0"/>
+          <w:sz w:val="21"/>
+        </w:rPr>
+        <w:t>청춘의 반항과 폭발적 에너지를 담은 'Heartbreak Hotel'과 'Hound Dog', 세기의 로맨스를 완성한 서정적 발라드 'Can't Help Falling in Love'와 'Love Me Tender', 그리고 웅장한 오케스트레이션과 짙은 호소력이 압도적인 후기 명곡 'Bridge Over Troubled Water'에 이르기까지 폭넓은 음악적 스펙트럼과 서정미를 완벽히 담아내고 있습니다.</w:t>
+      </w:r>
+    </w:p>
+    <w:p>
+      <w:pPr>
+        <w:spacing w:line="324" w:lineRule="auto" w:after="80"/>
+      </w:pPr>
+      <w:r>
+        <w:rPr w:rFonts="맑은 고딕">
+          <w:rFonts w:ascii="맑은 고딕" w:hAnsi="맑은 고딕" w:eastAsia="맑은 고딕"/>
+          <w:b w:val="0"/>
+          <w:color w:val="6B7280"/>
+          <w:sz w:val="21"/>
+        </w:rPr>
+        <w:t xml:space="preserve">· </w:t>
+      </w:r>
+      <w:r>
+        <w:rPr w:rFonts="맑은 고딕">
+          <w:rFonts w:ascii="맑은 고딕" w:hAnsi="맑은 고딕" w:eastAsia="맑은 고딕"/>
+          <w:b/>
+          <w:color w:val="1F2937"/>
+          <w:sz w:val="21"/>
+        </w:rPr>
+        <w:t xml:space="preserve">빈티지 감상 제언: </w:t>
+      </w:r>
+      <w:r>
+        <w:rPr w:rFonts="맑은 고딕">
+          <w:rFonts w:ascii="맑은 고딕" w:hAnsi="맑은 고딕" w:eastAsia="맑은 고딕"/>
+          <w:b w:val="0"/>
+          <w:sz w:val="21"/>
+        </w:rPr>
+        <w:t>진공관 앰프의 부드러운 배음과 아날로그 턴테이블의 카트리지를 통해 재생할 때, 엘비스 특유의 깊고 공명감 있는 중저음 보컬의 숨결이 방 안 가득 밀도 높게 채워지며, 초기 모노 레코딩의 생생한 타격감과 후기 스테레오의 풍성한 공간감이 극적인 감동을 선사합니다.</w:t>
+      </w:r>
+    </w:p>
+    <w:p>
+      <w:pPr>
+        <w:spacing w:line="324" w:lineRule="auto" w:after="80"/>
+      </w:pPr>
+      <w:r>
+        <w:rPr w:rFonts="맑은 고딕">
+          <w:rFonts w:ascii="맑은 고딕" w:hAnsi="맑은 고딕" w:eastAsia="맑은 고딕"/>
+          <w:b w:val="0"/>
+          <w:color w:val="6B7280"/>
+          <w:sz w:val="21"/>
+        </w:rPr>
+        <w:t xml:space="preserve">· </w:t>
+      </w:r>
+      <w:r>
+        <w:rPr w:rFonts="맑은 고딕">
+          <w:rFonts w:ascii="맑은 고딕" w:hAnsi="맑은 고딕" w:eastAsia="맑은 고딕"/>
+          <w:b/>
+          <w:color w:val="1F2937"/>
+          <w:sz w:val="21"/>
+        </w:rPr>
+        <w:t xml:space="preserve">소장 가치: </w:t>
+      </w:r>
+      <w:r>
+        <w:rPr w:rFonts="맑은 고딕">
+          <w:rFonts w:ascii="맑은 고딕" w:hAnsi="맑은 고딕" w:eastAsia="맑은 고딕"/>
+          <w:b w:val="0"/>
+          <w:sz w:val="21"/>
+        </w:rPr>
+        <w:t>엘비스 프레슬리의 방대한 음악 여정을 정갈하게 압축한 더블 바이닐로서, 그의 예술 세계 전반을 한눈에 조망할 수 있는 아날로그적 소장 가치와 함께 고급스러운 장정으로 소장 컬렉션의 품격을 높여주는 명반입니다.</w:t>
+      </w:r>
+    </w:p>
+    <w:p>
+      <w:pPr>
+        <w:spacing w:line="324" w:lineRule="auto" w:after="120" w:before="160"/>
+      </w:pPr>
+      <w:r>
+        <w:rPr w:rFonts="맑은 고딕">
+          <w:rFonts w:ascii="맑은 고딕" w:hAnsi="맑은 고딕" w:eastAsia="맑은 고딕"/>
+          <w:b/>
+          <w:color w:val="4338CA"/>
+          <w:sz w:val="21"/>
+        </w:rPr>
+        <w:t>이 음반을 통해 아날로그 소리골을 타고 흐르는 엘비스 프레슬리의 불멸의 목소리가 전해주는 감동을 다시 한번 경험해 보시는 것은 어떨까요?</w:t>
       </w:r>
     </w:p>
     <w:sectPr>
       <w:pgSz w:w="12240" w:h="15840"/>
-      <w:pgMar w:top="1440" w:right="1440" w:bottom="1440" w:left="1440" w:header="720" w:footer="720" w:gutter="0"/>
+      <w:pgMar w:top="1152" w:right="1296" w:bottom="1152" w:left="1296" w:header="720" w:footer="720" w:gutter="0"/>
       <w:cols w:space="720"/>
       <w:docGrid w:linePitch="360"/>
     </w:sectPr>

--- a/word_reports/LP_0138_위치_717_Elvis Presley_Elvis Gold .docx
+++ b/word_reports/LP_0138_위치_717_Elvis Presley_Elvis Gold .docx
@@ -32,7 +32,7 @@
     </w:p>
     <w:p>
       <w:pPr>
-        <w:spacing w:line="324" w:lineRule="auto" w:before="80" w:after="160"/>
+        <w:spacing w:line="324" w:lineRule="auto" w:before="80" w:after="120"/>
       </w:pPr>
       <w:r>
         <w:rPr w:rFonts="맑은 고딕">
@@ -42,13 +42,6 @@
           <w:sz w:val="22"/>
         </w:rPr>
         <w:t xml:space="preserve">[음반 소개] </w:t>
-      </w:r>
-      <w:r>
-        <w:rPr w:rFonts="맑은 고딕">
-          <w:rFonts w:ascii="맑은 고딕" w:hAnsi="맑은 고딕" w:eastAsia="맑은 고딕"/>
-          <w:b w:val="0"/>
-          <w:sz w:val="21"/>
-        </w:rPr>
       </w:r>
     </w:p>
     <w:p>
@@ -61,7 +54,33 @@
           <w:b w:val="0"/>
           <w:sz w:val="21"/>
         </w:rPr>
-        <w:t>20세기 대중음악의 지형을 송두리째 뒤흔들었던 ‘로큰롤의 제왕’ 엘비스 프레슬리의 찬란한 음악 여정을 집대성한 불멸의 더블 LP 컴필레이션입니다. 젊음의 거친 맥박을 고스란히 담아낸 초기 로커빌리 사운드부터 원숙한 영혼의 깊이가 묻어나는 후기 발라드까지, 그가 남긴 황금빛 궤적 서른 편이 두 장의 바이닐 위에 유려하게 펼쳐집니다. 시대를 초월하여 울려 퍼지는 그의 목소리는 단순한 유행가를 넘어 한 세대의 심장을 울렸던 거룩한 음악적 기념비로 다가옵니다. 바늘이 소리골을 스치는 순간, 낭만과 열정이 숨 쉬던 20세기 중반의 찬란한 순간들이 아날로그의 온기를 머금고 되살아납니다.</w:t>
+        <w:t>20세기 대중문화의 지형도를 단숨에 뒤바꾸며 로큰롤이라는 거대한 문명사적 파동을 점화한 ‘로큰롤의 제왕(The King of Rock and Roll)’, 엘비스 프레슬리(Elvis Presley). 그가 남긴 방대한 디스코그래피 중에서도 본작 《Elvis Gold 30》 더블 LP는 그의 황금기를 수놓았던 찬란한 명곡 서른 편을 엄선하여 두 장의 바이닐에 오롯이 담아낸 기념비적인 마스터피스입니다. 1950년대 멤피스의 선 스튜디오(Sun Studio) 시절에 뿜어내던 날것 그대로의 거친 활력부터, RCA 빅터(RCA Victor)와 손잡고 전 세계 청년 문화의 아이콘으로 비상하던 순간, 그리고 1960~70년대를 관통하며 한층 원숙해진 보컬리스트로서의 면모까지, 앨범은 엘비스라는 거목이 대중음악사에 굵직하게 새겨 넣은 불멸의 궤적을 파노라마처럼 펼쳐 보입니다.</w:t>
+      </w:r>
+    </w:p>
+    <w:p>
+      <w:pPr>
+        <w:spacing w:line="324" w:lineRule="auto" w:after="120"/>
+      </w:pPr>
+      <w:r>
+        <w:rPr w:rFonts="맑은 고딕">
+          <w:rFonts w:ascii="맑은 고딕" w:hAnsi="맑은 고딕" w:eastAsia="맑은 고딕"/>
+          <w:b w:val="0"/>
+          <w:sz w:val="21"/>
+        </w:rPr>
+        <w:t>엘비스의 음악은 단순한 오락이나 상업적 유행가의 차원을 넘어, 흑인의 소울풀한 리듬 앤 블루스와 백인의 서정적인 컨트리 음악이 유려하게 화학적 결합을 이룬 문화적 해방의 선언이었습니다. 인종적·장르적 경계를 무너뜨린 그의 유연하고도 도발적인 발성은 억압되었던 전후 세대 청춘들의 가슴에 해방의 불씨를 당겼으며, 본 컴필레이션에 집약된 서른 곡은 바로 그 찬란한 변혁의 시대를 증언하는 가장 솔직한 기록물입니다. 스튜디오의 잔향 속에서 울려 퍼지는 그의 목소리는 사랑에 들뜬 청년의 거친 고백이자, 때로는 시대의 고독을 품어 안는 웅장한 드라마로 승화하며 듣는 이의 심장을 세차게 흔들어 놓습니다.</w:t>
+      </w:r>
+    </w:p>
+    <w:p>
+      <w:pPr>
+        <w:spacing w:line="324" w:lineRule="auto" w:after="120"/>
+      </w:pPr>
+      <w:r>
+        <w:rPr w:rFonts="맑은 고딕">
+          <w:rFonts w:ascii="맑은 고딕" w:hAnsi="맑은 고딕" w:eastAsia="맑은 고딕"/>
+          <w:b w:val="0"/>
+          <w:sz w:val="21"/>
+        </w:rPr>
+        <w:t>세월이 반세기를 훌쩍 넘긴 오늘날에도 턴테이블 플래터 위에서 회전하는 본 더블 앨범은 단순한 과거의 유물이 아닌, 지금도 살아 숨 쉬는 서정적 온기와 생명력을 증명합니다. 둔중하게 가슴을 울리는 업라이트 베이스의 핑거링과 엘비스 특유의 떨림(Vibrato), 그리고 공간을 가득 메우는 낭만적인 코러스는 아날로그 바이닐의 미세한 소리골을 타고 흐르며 디지털 음원에서는 결코 체감할 수 없는 고풍스러운 감동을 자아냅니다. 본작은 시대를 초월해 영원히 타오르는 한 위대한 예술가의 숨결과, 팝 음악이 가장 순수하고 뜨거웠던 시절의 향수를 완벽하게 품어낸 불멸의 음악적 보고서라 평하기에 주저함이 없습니다.</w:t>
       </w:r>
     </w:p>
     <w:p>
@@ -168,7 +187,7 @@
           <w:b w:val="0"/>
           <w:sz w:val="21"/>
         </w:rPr>
-        <w:t>엘비스 프레슬리의 전성기를 수놓았던 역사적 히트곡들을 정선하여 RCA 레코드 등을 통해 인터내셔널 기획반으로 발매된 2LP 박스/게이트폴드 형태의 기념비적 베스트 앨범입니다.</w:t>
+        <w:t>엘비스 프레슬리의 음악 인생 전체를 조망할 수 있는 정수만을 엄선하여 기획된 더블 바이닐 음반으로, RCA 레이블의 풍부한 아카이브를 바탕으로 그의 골든 히트 트랙 30곡을 집대성하여 최상의 마스터링으로 발매된 역사적 컴필레이션입니다.</w:t>
       </w:r>
     </w:p>
     <w:p>
@@ -199,7 +218,7 @@
           <w:b w:val="0"/>
           <w:sz w:val="21"/>
         </w:rPr>
-        <w:t>발매 직후 세계 각국의 애호가들과 컬렉터들 사이에서 폭발적인 반응을 얻었으며, 엘비스의 음악적 정수를 집약한 음반으로서 오랫동안 스테디셀러의 자리를 굳건히 지켜냈습니다.</w:t>
+        <w:t>전 세계적으로 수억 장 이상의 음반 판매고를 기록한 엘비스의 압도적인 위상에 걸맞게, 발매 직후 각국 팝 앨범 차트 상위권에 랭크되었으며 세대를 이어 수많은 LP 애호가들에게 스테디셀러로 사랑받아 온 명반입니다.</w:t>
       </w:r>
     </w:p>
     <w:p>
@@ -230,7 +249,7 @@
           <w:b w:val="0"/>
           <w:sz w:val="21"/>
         </w:rPr>
-        <w:t>그래미 평생 공로상(Grammy Lifetime Achievement Award) 및 로큰롤 명예의 전당, 컨트리 음악 명예의 전당, 가스펠 명예의 전당에 모두 헌액된 불멸의 업적을 집약적으로 증명하는 권위 있는 컬렉션입니다.</w:t>
+        <w:t>로큰롤 명예의 전당, 컨트리 음악 명예의 전당, 로커빌리 명예의 전당 헌액 및 그래미 평생 공로상(Grammy Lifetime Achievement Award)에 빛나는 엘비스 프레슬리의 전성기 공인 히트곡들이 총망라된 권위 있는 명반입니다.</w:t>
       </w:r>
     </w:p>
     <w:p>
@@ -275,7 +294,7 @@
           <w:b w:val="0"/>
           <w:sz w:val="21"/>
         </w:rPr>
-        <w:t>미국 (USA)</w:t>
+        <w:t>미국 (미시시피주 튜펄로 출생 / 테네시주 멤피스 활동)</w:t>
       </w:r>
     </w:p>
     <w:p>
@@ -337,7 +356,7 @@
           <w:b w:val="0"/>
           <w:sz w:val="21"/>
         </w:rPr>
-        <w:t>솔로</w:t>
+        <w:t>솔로 (Solo)</w:t>
       </w:r>
     </w:p>
     <w:p>
@@ -368,7 +387,7 @@
           <w:b w:val="0"/>
           <w:sz w:val="21"/>
         </w:rPr>
-        <w:t>흑인의 감각적인 리듬 앤 블루스와 백인의 소박한 컨트리 음악을 독창적으로 융합하며 ‘로큰롤’이라는 새로운 문화적 폭풍을 일으킨 20세기 대중문화의 가장 위대한 아이콘입니다. 타의 추종을 불허하는 카리스마와 관능적이면서도 따뜻한 바리톤 음색으로 현대 팝 음악의 문법과 미학을 정립한 영원한 ‘황제(The King)’입니다.</w:t>
+        <w:t>20세기 대중음악의 패러다임을 바꾼 로큰롤의 상징이자 독보적인 보컬리스트입니다. 흑인 음악의 감각적인 그루브와 백인 포크·컨트리의 서정성을 완벽하게 융합하여 팝 음악의 새로운 표준을 정립하였으며, 문화와 시대를 아우르는 인류 대중문화사 최고의 아이콘으로 추앙받고 있습니다.</w:t>
       </w:r>
     </w:p>
     <w:p>
@@ -413,7 +432,7 @@
           <w:b w:val="0"/>
           <w:sz w:val="21"/>
         </w:rPr>
-        <w:t>엘비스 프레슬리의 방대한 디스코그래피 중에서도 대중성과 음악적 완성도가 정점에 달했던 서른 곡을 엄선한 이 앨범은, 팝 음악이 단순한 오락에서 예술적 유산으로 승화되는 과정을 명징하게 증언하는 중요한 아카이브입니다.</w:t>
+        <w:t>대중음악이 포크와 스탠더드 팝의 안락함에 머물러 있던 시대에 ‘로큰롤 폭풍’을 일으킨 엘비스의 핵심 레퍼토리를 집약한 앨범입니다. 로커빌리의 태동부터 드라마틱한 팝 발라드에 이르기까지 팝 음악의 진화 과정을 한눈에 조망할 수 있는 음악사적 기념비이자 필수 감상반으로 꼽힙니다.</w:t>
       </w:r>
     </w:p>
     <w:p>
@@ -444,7 +463,7 @@
           <w:b w:val="0"/>
           <w:sz w:val="21"/>
         </w:rPr>
-        <w:t>제2차 세계대전 이후 번영과 불안이 공존하던 1950년대 청춘들의 해방구이자, 1960~70년대 라스베이거스의 화려한 조명 뒤에 드리워진 인간적 고독까지, 턴테이블 위를 회전하는 음악 속에는 거장이 통과해 온 격동의 현대사와 시대의 공기가 짙게 배어 있습니다.</w:t>
+        <w:t>1950년대의 전후 번영기 속에서 기성세대의 엄숙주의에 반항하며 자유를 갈망하던 전 세계 청년들의 뜨거운 심장 박동이 고스란히 담겨 있습니다. 라디오와 주크박스, 댄스홀을 가득 메웠던 청춘의 해방감과 낭만적인 밤의 공기가 30곡의 음악 속에 영화의 한 장면처럼 생생하게 각인되어 있습니다.</w:t>
       </w:r>
     </w:p>
     <w:p>
@@ -489,7 +508,7 @@
           <w:b w:val="0"/>
           <w:sz w:val="21"/>
         </w:rPr>
-        <w:t>청춘의 반항과 폭발적 에너지를 담은 'Heartbreak Hotel'과 'Hound Dog', 세기의 로맨스를 완성한 서정적 발라드 'Can't Help Falling in Love'와 'Love Me Tender', 그리고 웅장한 오케스트레이션과 짙은 호소력이 압도적인 후기 명곡 'Bridge Over Troubled Water'에 이르기까지 폭넓은 음악적 스펙트럼과 서정미를 완벽히 담아내고 있습니다.</w:t>
+        <w:t>로큰롤의 포문을 연 폭발적인 에너지의 ‘Heartbreak Hotel’과 ‘Hound Dog’, 시대를 초월한 낭만과 우아한 멜로디가 돋보이는 불멸의 러브 발라드 ‘Can\'t Help Falling in Love’, 엘비스 특유의 애절하고 서정적인 바리톤 음색이 절정을 이루는 ‘Love Me Tender’, 그리고 후기 음악 세계의 장중한 비장미를 담아낸 대곡에 이르기까지 다채롭고 찬란한 보컬의 정수를 감상할 수 있습니다.</w:t>
       </w:r>
     </w:p>
     <w:p>
@@ -520,7 +539,7 @@
           <w:b w:val="0"/>
           <w:sz w:val="21"/>
         </w:rPr>
-        <w:t>진공관 앰프의 부드러운 배음과 아날로그 턴테이블의 카트리지를 통해 재생할 때, 엘비스 특유의 깊고 공명감 있는 중저음 보컬의 숨결이 방 안 가득 밀도 높게 채워지며, 초기 모노 레코딩의 생생한 타격감과 후기 스테레오의 풍성한 공간감이 극적인 감동을 선사합니다.</w:t>
+        <w:t>진공관 앰프 특유의 포근한 배음과 턴테이블 바늘이 소리골을 긁으며 일으키는 온기 속에서 이 음반의 진가가 드러납니다. 특히 업라이트 베이스의 팽팽한 탄력과 스튜디오 챔버 리버브의 공간감, 그리고 엘비스의 매혹적인 중저음 숨결이 스피커를 뚫고 나와 리스닝 룸을 고풍스러운 1950~60년대 빈티지 살롱으로 탈바꿈시킵니다.</w:t>
       </w:r>
     </w:p>
     <w:p>
@@ -551,7 +570,7 @@
           <w:b w:val="0"/>
           <w:sz w:val="21"/>
         </w:rPr>
-        <w:t>엘비스 프레슬리의 방대한 음악 여정을 정갈하게 압축한 더블 바이닐로서, 그의 예술 세계 전반을 한눈에 조망할 수 있는 아날로그적 소장 가치와 함께 고급스러운 장정으로 소장 컬렉션의 품격을 높여주는 명반입니다.</w:t>
+        <w:t>단일 앨범으로는 엘비스 프레슬리의 정점을 가장 풍성하고 균형 있게 만끽할 수 있는 더블 LP 구성으로, 원반의 아날로그 사운드 질감을 사랑하는 빈티지 오디오 파일과 팝 역사 컬렉터 모두에게 서재의 중심을 묵직하게 채워줄 필청 소장반입니다.</w:t>
       </w:r>
     </w:p>
     <w:p>
@@ -565,7 +584,7 @@
           <w:color w:val="4338CA"/>
           <w:sz w:val="21"/>
         </w:rPr>
-        <w:t>이 음반을 통해 아날로그 소리골을 타고 흐르는 엘비스 프레슬리의 불멸의 목소리가 전해주는 감동을 다시 한번 경험해 보시는 것은 어떨까요?</w:t>
+        <w:t>이 음반을 통해 아날로그 소리골을 따라 흐르는 로큰롤의 황금기와 엘비스 프레슬리의 영원한 숨결이 전해주는 감동을 다시 한번 경험해 보시는 것은 어떨까요?</w:t>
       </w:r>
     </w:p>
     <w:sectPr>
